--- a/draft/ch5-draft.docx
+++ b/draft/ch5-draft.docx
@@ -838,7 +838,20 @@
         <w:rPr>
           <w:rFonts w:ascii="Liberation Serif" w:hAnsi="Liberation Serif"/>
         </w:rPr>
-        <w:t>], as the novel’s top word is relatively unpopular (137th) in the Bible, but its twenty-second most common word, “son” [</w:t>
+        <w:t>], as the novel’s top word is relatively unpopular (137</w:t>
+      </w:r>
+      <w:r>
+        <w:rPr>
+          <w:rFonts w:ascii="Liberation Serif" w:hAnsi="Liberation Serif"/>
+          <w:vertAlign w:val="superscript"/>
+        </w:rPr>
+        <w:t>th</w:t>
+      </w:r>
+      <w:r>
+        <w:rPr>
+          <w:rFonts w:ascii="Liberation Serif" w:hAnsi="Liberation Serif"/>
+        </w:rPr>
+        <w:t>) in the Bible, but its twenty-second most common word, “son” [</w:t>
       </w:r>
       <w:r>
         <w:rPr>
@@ -1141,7 +1154,33 @@
         <w:rPr>
           <w:rFonts w:ascii="Liberation Serif" w:hAnsi="Liberation Serif"/>
         </w:rPr>
-        <w:t>] (331st, as opposed to first in the Bible), “God” (130th, as opposed to fourth), and “father” [</w:t>
+        <w:t>] (331</w:t>
+      </w:r>
+      <w:r>
+        <w:rPr>
+          <w:rFonts w:ascii="Liberation Serif" w:hAnsi="Liberation Serif"/>
+          <w:vertAlign w:val="superscript"/>
+        </w:rPr>
+        <w:t>st</w:t>
+      </w:r>
+      <w:r>
+        <w:rPr>
+          <w:rFonts w:ascii="Liberation Serif" w:hAnsi="Liberation Serif"/>
+        </w:rPr>
+        <w:t>, as opposed to first in the Bible), “God” (130</w:t>
+      </w:r>
+      <w:r>
+        <w:rPr>
+          <w:rFonts w:ascii="Liberation Serif" w:hAnsi="Liberation Serif"/>
+          <w:vertAlign w:val="superscript"/>
+        </w:rPr>
+        <w:t>th</w:t>
+      </w:r>
+      <w:r>
+        <w:rPr>
+          <w:rFonts w:ascii="Liberation Serif" w:hAnsi="Liberation Serif"/>
+        </w:rPr>
+        <w:t>, as opposed to fourth), and “father” [</w:t>
       </w:r>
       <w:r>
         <w:rPr>
@@ -1155,7 +1194,20 @@
         <w:rPr>
           <w:rFonts w:ascii="Liberation Serif" w:hAnsi="Liberation Serif"/>
         </w:rPr>
-        <w:t xml:space="preserve">] (229th, as opposed to fourteenth). </w:t>
+        <w:t>] (229</w:t>
+      </w:r>
+      <w:r>
+        <w:rPr>
+          <w:rFonts w:ascii="Liberation Serif" w:hAnsi="Liberation Serif"/>
+          <w:vertAlign w:val="superscript"/>
+        </w:rPr>
+        <w:t>th</w:t>
+      </w:r>
+      <w:r>
+        <w:rPr>
+          <w:rFonts w:ascii="Liberation Serif" w:hAnsi="Liberation Serif"/>
+        </w:rPr>
+        <w:t xml:space="preserve">, as opposed to fourteenth). </w:t>
       </w:r>
       <w:r>
         <w:rPr>
@@ -1171,15 +1223,7 @@
           <w:i w:val="false"/>
           <w:iCs w:val="false"/>
         </w:rPr>
-        <w:t xml:space="preserve"> </w:t>
-      </w:r>
-      <w:r>
-        <w:rPr>
-          <w:rFonts w:ascii="Liberation Serif" w:hAnsi="Liberation Serif"/>
-          <w:i w:val="false"/>
-          <w:iCs w:val="false"/>
-        </w:rPr>
-        <w:t>dee</w:t>
+        <w:t xml:space="preserve"> dee</w:t>
       </w:r>
       <w:r>
         <w:rPr>
@@ -1193,19 +1237,7 @@
         <w:rPr>
           <w:rFonts w:ascii="Liberation Serif" w:hAnsi="Liberation Serif"/>
         </w:rPr>
-        <w:t>mphasizes “</w:t>
-      </w:r>
-      <w:r>
-        <w:rPr>
-          <w:rFonts w:ascii="Liberation Serif" w:hAnsi="Liberation Serif"/>
-        </w:rPr>
-        <w:t xml:space="preserve">son” </w:t>
-      </w:r>
-      <w:r>
-        <w:rPr>
-          <w:rFonts w:ascii="Liberation Serif" w:hAnsi="Liberation Serif"/>
-        </w:rPr>
-        <w:t>[</w:t>
+        <w:t>mphasizes “son” [</w:t>
       </w:r>
       <w:r>
         <w:rPr>
@@ -1219,7 +1251,20 @@
         <w:rPr>
           <w:rFonts w:ascii="Liberation Serif" w:hAnsi="Liberation Serif"/>
         </w:rPr>
-        <w:t>] (190th, as opposed to third), “home” [</w:t>
+        <w:t>] (190</w:t>
+      </w:r>
+      <w:r>
+        <w:rPr>
+          <w:rFonts w:ascii="Liberation Serif" w:hAnsi="Liberation Serif"/>
+          <w:vertAlign w:val="superscript"/>
+        </w:rPr>
+        <w:t>th</w:t>
+      </w:r>
+      <w:r>
+        <w:rPr>
+          <w:rFonts w:ascii="Liberation Serif" w:hAnsi="Liberation Serif"/>
+        </w:rPr>
+        <w:t>, as opposed to third), “home” [</w:t>
       </w:r>
       <w:r>
         <w:rPr>
@@ -1233,7 +1278,20 @@
         <w:rPr>
           <w:rFonts w:ascii="Liberation Serif" w:hAnsi="Liberation Serif"/>
         </w:rPr>
-        <w:t>] (365th, as opposed to eleventh), and “city” [</w:t>
+        <w:t>] (365</w:t>
+      </w:r>
+      <w:r>
+        <w:rPr>
+          <w:rFonts w:ascii="Liberation Serif" w:hAnsi="Liberation Serif"/>
+          <w:vertAlign w:val="superscript"/>
+        </w:rPr>
+        <w:t>th</w:t>
+      </w:r>
+      <w:r>
+        <w:rPr>
+          <w:rFonts w:ascii="Liberation Serif" w:hAnsi="Liberation Serif"/>
+        </w:rPr>
+        <w:t>, as opposed to eleventh), and “city” [</w:t>
       </w:r>
       <w:r>
         <w:rPr>
@@ -1247,7 +1305,34 @@
         <w:rPr>
           <w:rFonts w:ascii="Liberation Serif" w:hAnsi="Liberation Serif"/>
         </w:rPr>
-        <w:t xml:space="preserve">] (184th, as opposed to seventeenth). In this choice, we see Gor’kii’s earlier novel attempting to avoid fathers of all kinds, which I explained more thoroughly in Chapter 3. Similarly, the latter work’s focus on God-the-Father and the </w:t>
+        <w:t>] (184</w:t>
+      </w:r>
+      <w:r>
+        <w:rPr>
+          <w:rFonts w:ascii="Liberation Serif" w:hAnsi="Liberation Serif"/>
+          <w:vertAlign w:val="superscript"/>
+        </w:rPr>
+        <w:t>th</w:t>
+      </w:r>
+      <w:r>
+        <w:rPr>
+          <w:rFonts w:ascii="Liberation Serif" w:hAnsi="Liberation Serif"/>
+        </w:rPr>
+        <w:t xml:space="preserve">, as opposed to seventeenth). In this choice, we see Gor’kii’s earlier novel attempting to avoid fathers of all kinds, which I explained more thoroughly in Chapter 3. Similarly, </w:t>
+      </w:r>
+      <w:r>
+        <w:rPr>
+          <w:rFonts w:ascii="Liberation Serif" w:hAnsi="Liberation Serif"/>
+          <w:i/>
+          <w:iCs/>
+        </w:rPr>
+        <w:t>Confession</w:t>
+      </w:r>
+      <w:r>
+        <w:rPr>
+          <w:rFonts w:ascii="Liberation Serif" w:hAnsi="Liberation Serif"/>
+        </w:rPr>
+        <w:t xml:space="preserve">’s focus on God-the-Father and the </w:t>
       </w:r>
       <w:r>
         <w:rPr>
@@ -1293,24 +1378,8 @@
       <w:r>
         <w:rPr>
           <w:rFonts w:ascii="Liberation Serif" w:hAnsi="Liberation Serif"/>
-          <w:i/>
-          <w:iCs/>
-        </w:rPr>
-        <w:t>Mother</w:t>
-      </w:r>
-      <w:r>
-        <w:rPr>
-          <w:rFonts w:ascii="Liberation Serif" w:hAnsi="Liberation Serif"/>
-        </w:rPr>
-        <w:t xml:space="preserve"> and </w:t>
-      </w:r>
-      <w:r>
-        <w:rPr>
-          <w:rFonts w:ascii="Liberation Serif" w:hAnsi="Liberation Serif"/>
-          <w:i/>
-          <w:iCs/>
-        </w:rPr>
-        <w:t>Confession</w:t>
+        </w:rPr>
+        <w:t>the novels</w:t>
       </w:r>
       <w:r>
         <w:rPr>
@@ -1362,6 +1431,114 @@
           <w:rFonts w:ascii="Liberation Serif" w:hAnsi="Liberation Serif"/>
         </w:rPr>
         <w:t>. For future purposes in refining the program, more advanced techniques that include semantic context will be crucial to honing the algorithm’s work. Relying on authors to use the exact language, even when adding some flexibility with by deriving tokens’ lemmas, creates more problems than it solves. Additional approaches can be implemented to consider matches between windows based on similarity in meaning rather than the word itself.</w:t>
+      </w:r>
+    </w:p>
+    <w:p>
+      <w:pPr>
+        <w:pStyle w:val="Normal"/>
+        <w:spacing w:lineRule="auto" w:line="480"/>
+        <w:jc w:val="left"/>
+        <w:rPr>
+          <w:rFonts w:ascii="Liberation Serif" w:hAnsi="Liberation Serif"/>
+        </w:rPr>
+      </w:pPr>
+      <w:r>
+        <w:rPr>
+          <w:rFonts w:ascii="Liberation Serif" w:hAnsi="Liberation Serif"/>
+        </w:rPr>
+        <w:tab/>
+      </w:r>
+      <w:r>
+        <w:rPr>
+          <w:rFonts w:ascii="Liberation Serif" w:hAnsi="Liberation Serif"/>
+        </w:rPr>
+        <w:t xml:space="preserve">The barrier between programmatic analysis and textual complexity cannot be understated. The ability to understand the provenance of a text requires more than segmenting and counting lemmas. Recent developments in NLP and artificial intelligence (AI) offer promising new paths for tool development and analytical exploration. </w:t>
+      </w:r>
+      <w:r>
+        <w:rPr>
+          <w:rFonts w:ascii="Liberation Serif" w:hAnsi="Liberation Serif"/>
+        </w:rPr>
+        <w:t xml:space="preserve">Neural networks (NN) are mathematical models of information that take into account both content and context </w:t>
+      </w:r>
+      <w:r>
+        <w:rPr>
+          <w:rFonts w:ascii="Liberation Serif" w:hAnsi="Liberation Serif"/>
+        </w:rPr>
+        <w:t>to perform “deep learning” of a concept</w:t>
+      </w:r>
+      <w:r>
+        <w:rPr>
+          <w:rFonts w:ascii="Liberation Serif" w:hAnsi="Liberation Serif"/>
+        </w:rPr>
+        <w:t xml:space="preserve">. NNs can transform, categorize, produce, and otherwise process data to generate a form of AI. A specific kind of NN known as </w:t>
+      </w:r>
+      <w:r>
+        <w:rPr>
+          <w:rFonts w:ascii="Liberation Serif" w:hAnsi="Liberation Serif"/>
+        </w:rPr>
+        <w:t>recursive</w:t>
+      </w:r>
+      <w:r>
+        <w:rPr>
+          <w:rFonts w:ascii="Liberation Serif" w:hAnsi="Liberation Serif"/>
+        </w:rPr>
+        <w:t xml:space="preserve"> NNs </w:t>
+      </w:r>
+      <w:r>
+        <w:rPr>
+          <w:rFonts w:ascii="Liberation Serif" w:hAnsi="Liberation Serif"/>
+        </w:rPr>
+        <w:t>(RNN)</w:t>
+      </w:r>
+      <w:r>
+        <w:rPr>
+          <w:rFonts w:ascii="Liberation Serif" w:hAnsi="Liberation Serif"/>
+        </w:rPr>
+        <w:t xml:space="preserve"> are particularly capable of working with textual data, </w:t>
+      </w:r>
+      <w:r>
+        <w:rPr>
+          <w:rFonts w:ascii="Liberation Serif" w:hAnsi="Liberation Serif"/>
+        </w:rPr>
+        <w:t xml:space="preserve">as they can accept input of any length and </w:t>
+      </w:r>
+      <w:r>
+        <w:rPr>
+          <w:rFonts w:ascii="Liberation Serif" w:hAnsi="Liberation Serif"/>
+        </w:rPr>
+        <w:t>equally distribute attention across inputs.</w:t>
+      </w:r>
+      <w:r>
+        <w:rPr>
+          <w:rStyle w:val="FootnoteReference"/>
+          <w:rFonts w:ascii="Liberation Serif" w:hAnsi="Liberation Serif"/>
+        </w:rPr>
+        <w:footnoteReference w:id="11"/>
+      </w:r>
+      <w:r>
+        <w:rPr>
+          <w:rFonts w:ascii="Liberation Serif" w:hAnsi="Liberation Serif"/>
+        </w:rPr>
+        <w:t xml:space="preserve"> These models “learn” by establishing patterns between inputs and, considering their categories, can classify an input as belonging or not. I am currently developing an RNN that will accept a given text and determine, if relevant, the most likely Orthodox literary source, be that the Bible, apocrypha, or saints’ lives.</w:t>
+      </w:r>
+      <w:r>
+        <w:rPr>
+          <w:rStyle w:val="FootnoteReference"/>
+          <w:rFonts w:ascii="Liberation Serif" w:hAnsi="Liberation Serif"/>
+        </w:rPr>
+        <w:footnoteReference w:id="12"/>
+      </w:r>
+      <w:r>
+        <w:rPr>
+          <w:rFonts w:ascii="Liberation Serif" w:hAnsi="Liberation Serif"/>
+        </w:rPr>
+        <w:t xml:space="preserve"> For my purposes, I will use this RNN to find the most likely transposition objects in various texts as they are added to the Revolutionary Gospel database. It is my hope that with time, the program will be increasingly acute in its assessment and enable future researchers to crack the code of Gor’kii’s (and other Russians’) affinity to Orthodoxy as </w:t>
+      </w:r>
+      <w:r>
+        <w:rPr>
+          <w:rFonts w:ascii="Liberation Serif" w:hAnsi="Liberation Serif"/>
+        </w:rPr>
+        <w:t>a lens for the past, present, and future.</w:t>
       </w:r>
     </w:p>
     <w:p>
@@ -1401,7 +1578,7 @@
   <w:comment w:id="1" w:author="Clowes, Edith W (eec3c)" w:date="2024-05-02T11:26:31Z" w:initials="C(">
     <w:p>
       <w:pPr>
-        <w:overflowPunct w:val="false"/>
+        <w:overflowPunct w:val="true"/>
         <w:spacing w:lineRule="auto" w:line="240" w:before="0" w:after="0"/>
         <w:rPr/>
       </w:pPr>
@@ -1415,7 +1592,7 @@
     </w:p>
     <w:p>
       <w:pPr>
-        <w:overflowPunct w:val="false"/>
+        <w:overflowPunct w:val="true"/>
         <w:spacing w:lineRule="auto" w:line="240" w:before="0" w:after="0"/>
         <w:rPr/>
       </w:pPr>
@@ -1428,7 +1605,7 @@
     </w:p>
     <w:p>
       <w:pPr>
-        <w:overflowPunct w:val="false"/>
+        <w:overflowPunct w:val="true"/>
         <w:spacing w:lineRule="auto" w:line="240" w:before="0" w:after="0"/>
         <w:rPr/>
       </w:pPr>
@@ -1444,7 +1621,7 @@
   <w:comment w:id="0" w:author="Clowes, Edith W (eec3c)" w:date="2024-09-22T10:11:36Z" w:initials="C(">
     <w:p>
       <w:pPr>
-        <w:overflowPunct w:val="false"/>
+        <w:overflowPunct w:val="true"/>
         <w:spacing w:lineRule="auto" w:line="240" w:before="0" w:after="0"/>
         <w:rPr/>
       </w:pPr>
@@ -1500,7 +1677,31 @@
       </w:r>
       <w:r>
         <w:rPr/>
-        <w:t xml:space="preserve">The underlying programming code for this project as described in this chapter is available at </w:t>
+        <w:t xml:space="preserve">The underlying programming </w:t>
+      </w:r>
+      <w:r>
+        <w:rPr/>
+        <w:t>(“</w:t>
+      </w:r>
+      <w:r>
+        <w:rPr/>
+        <w:t>co</w:t>
+      </w:r>
+      <w:r>
+        <w:rPr/>
+        <w:t>d</w:t>
+      </w:r>
+      <w:r>
+        <w:rPr/>
+        <w:t>e”</w:t>
+      </w:r>
+      <w:r>
+        <w:rPr/>
+        <w:t>)</w:t>
+      </w:r>
+      <w:r>
+        <w:rPr/>
+        <w:t xml:space="preserve"> for this project as described in this chapter is available at </w:t>
       </w:r>
       <w:hyperlink r:id="rId1">
         <w:r>
@@ -1756,6 +1957,61 @@
       <w:r>
         <w:rPr/>
         <w:t>, to go by foot.</w:t>
+      </w:r>
+    </w:p>
+  </w:footnote>
+  <w:footnote w:id="11">
+    <w:p>
+      <w:pPr>
+        <w:pStyle w:val="FootnoteText"/>
+        <w:rPr/>
+      </w:pPr>
+      <w:r>
+        <w:rPr>
+          <w:rStyle w:val="FootnoteCharacters"/>
+        </w:rPr>
+        <w:footnoteRef/>
+      </w:r>
+      <w:r>
+        <w:rPr/>
+        <w:t xml:space="preserve"> </w:t>
+      </w:r>
+      <w:r>
+        <w:rPr/>
+        <w:t xml:space="preserve">Richard Socher et al., “Parsing Natural Scenes and Natural Language with Recursive Neural Networks,” in </w:t>
+      </w:r>
+      <w:r>
+        <w:rPr>
+          <w:i/>
+          <w:iCs/>
+        </w:rPr>
+        <w:t>Proceedings of the 28th International Conference on Machine Learning</w:t>
+      </w:r>
+      <w:r>
+        <w:rPr/>
+        <w:t xml:space="preserve"> (Bellvue, WA, 2011).</w:t>
+      </w:r>
+    </w:p>
+  </w:footnote>
+  <w:footnote w:id="12">
+    <w:p>
+      <w:pPr>
+        <w:pStyle w:val="FootnoteText"/>
+        <w:rPr/>
+      </w:pPr>
+      <w:r>
+        <w:rPr>
+          <w:rStyle w:val="FootnoteCharacters"/>
+        </w:rPr>
+        <w:footnoteRef/>
+      </w:r>
+      <w:r>
+        <w:rPr/>
+        <w:t xml:space="preserve"> </w:t>
+      </w:r>
+      <w:r>
+        <w:rPr/>
+        <w:t>The irony of employing “artificial intelligence” in Humanities and Social Sciences research is not lost on me. STEM’s use of AI is unextraordinary, but there is an inherent tension between AI and human-oriented scholarship.</w:t>
       </w:r>
     </w:p>
   </w:footnote>
@@ -1785,7 +2041,7 @@
     <w:pPr>
       <w:widowControl/>
       <w:suppressAutoHyphens w:val="true"/>
-      <w:overflowPunct w:val="true"/>
+      <w:overflowPunct w:val="false"/>
       <w:bidi w:val="0"/>
       <w:spacing w:lineRule="auto" w:line="276" w:before="0" w:after="160"/>
       <w:jc w:val="left"/>
@@ -1808,10 +2064,6 @@
     <w:pPr>
       <w:keepNext w:val="true"/>
       <w:keepLines/>
-      <w:numPr>
-        <w:ilvl w:val="0"/>
-        <w:numId w:val="0"/>
-      </w:numPr>
       <w:spacing w:before="360" w:after="80"/>
       <w:outlineLvl w:val="0"/>
     </w:pPr>
@@ -1831,10 +2083,6 @@
     <w:pPr>
       <w:keepNext w:val="true"/>
       <w:keepLines/>
-      <w:numPr>
-        <w:ilvl w:val="0"/>
-        <w:numId w:val="0"/>
-      </w:numPr>
       <w:spacing w:before="160" w:after="80"/>
       <w:outlineLvl w:val="1"/>
     </w:pPr>
@@ -1854,10 +2102,6 @@
     <w:pPr>
       <w:keepNext w:val="true"/>
       <w:keepLines/>
-      <w:numPr>
-        <w:ilvl w:val="0"/>
-        <w:numId w:val="0"/>
-      </w:numPr>
       <w:spacing w:before="160" w:after="80"/>
       <w:outlineLvl w:val="2"/>
     </w:pPr>
@@ -1877,10 +2121,6 @@
     <w:pPr>
       <w:keepNext w:val="true"/>
       <w:keepLines/>
-      <w:numPr>
-        <w:ilvl w:val="0"/>
-        <w:numId w:val="0"/>
-      </w:numPr>
       <w:spacing w:before="80" w:after="40"/>
       <w:outlineLvl w:val="3"/>
     </w:pPr>
@@ -1900,10 +2140,6 @@
     <w:pPr>
       <w:keepNext w:val="true"/>
       <w:keepLines/>
-      <w:numPr>
-        <w:ilvl w:val="0"/>
-        <w:numId w:val="0"/>
-      </w:numPr>
       <w:spacing w:before="80" w:after="40"/>
       <w:outlineLvl w:val="4"/>
     </w:pPr>
@@ -1921,10 +2157,6 @@
     <w:pPr>
       <w:keepNext w:val="true"/>
       <w:keepLines/>
-      <w:numPr>
-        <w:ilvl w:val="0"/>
-        <w:numId w:val="0"/>
-      </w:numPr>
       <w:spacing w:before="40" w:after="0"/>
       <w:outlineLvl w:val="5"/>
     </w:pPr>
@@ -1944,10 +2176,6 @@
     <w:pPr>
       <w:keepNext w:val="true"/>
       <w:keepLines/>
-      <w:numPr>
-        <w:ilvl w:val="0"/>
-        <w:numId w:val="0"/>
-      </w:numPr>
       <w:spacing w:before="40" w:after="0"/>
       <w:outlineLvl w:val="6"/>
     </w:pPr>
@@ -1965,10 +2193,6 @@
     <w:pPr>
       <w:keepNext w:val="true"/>
       <w:keepLines/>
-      <w:numPr>
-        <w:ilvl w:val="0"/>
-        <w:numId w:val="0"/>
-      </w:numPr>
       <w:spacing w:before="0" w:after="0"/>
       <w:outlineLvl w:val="7"/>
     </w:pPr>
@@ -1988,10 +2212,6 @@
     <w:pPr>
       <w:keepNext w:val="true"/>
       <w:keepLines/>
-      <w:numPr>
-        <w:ilvl w:val="0"/>
-        <w:numId w:val="0"/>
-      </w:numPr>
       <w:spacing w:before="0" w:after="0"/>
       <w:outlineLvl w:val="8"/>
     </w:pPr>
@@ -2177,15 +2397,15 @@
       <w:spacing w:val="5"/>
     </w:rPr>
   </w:style>
+  <w:style w:type="character" w:styleId="FootnoteCharactersuser">
+    <w:name w:val="Footnote Characters (user)"/>
+    <w:qFormat/>
+    <w:rPr>
+      <w:vertAlign w:val="superscript"/>
+    </w:rPr>
+  </w:style>
   <w:style w:type="character" w:styleId="FootnoteCharacters">
     <w:name w:val="Footnote Characters"/>
-    <w:qFormat/>
-    <w:rPr>
-      <w:vertAlign w:val="superscript"/>
-    </w:rPr>
-  </w:style>
-  <w:style w:type="character" w:styleId="FootnoteCharactersuser">
-    <w:name w:val="Footnote Characters (user)"/>
     <w:qFormat/>
     <w:rPr>
       <w:vertAlign w:val="superscript"/>
@@ -2207,6 +2427,13 @@
       <w:szCs w:val="20"/>
     </w:rPr>
   </w:style>
+  <w:style w:type="character" w:styleId="EndnoteCharactersuser">
+    <w:name w:val="Endnote Characters (user)"/>
+    <w:qFormat/>
+    <w:rPr>
+      <w:vertAlign w:val="superscript"/>
+    </w:rPr>
+  </w:style>
   <w:style w:type="character" w:styleId="EndnoteCharacters">
     <w:name w:val="Endnote Characters"/>
     <w:qFormat/>
@@ -2214,13 +2441,6 @@
       <w:vertAlign w:val="superscript"/>
     </w:rPr>
   </w:style>
-  <w:style w:type="character" w:styleId="EndnoteCharactersuser">
-    <w:name w:val="Endnote Characters (user)"/>
-    <w:qFormat/>
-    <w:rPr>
-      <w:vertAlign w:val="superscript"/>
-    </w:rPr>
-  </w:style>
   <w:style w:type="character" w:styleId="EndnoteReference">
     <w:name w:val="endnote reference"/>
     <w:rPr>
@@ -2239,8 +2459,8 @@
     <w:qFormat/>
     <w:rPr/>
   </w:style>
-  <w:style w:type="character" w:styleId="Bullets">
-    <w:name w:val="Bullets"/>
+  <w:style w:type="character" w:styleId="Bulletsuser">
+    <w:name w:val="Bullets (user)"/>
     <w:qFormat/>
     <w:rPr>
       <w:rFonts w:ascii="OpenSymbol" w:hAnsi="OpenSymbol" w:eastAsia="OpenSymbol" w:cs="OpenSymbol"/>
@@ -2386,8 +2606,8 @@
       <w:szCs w:val="20"/>
     </w:rPr>
   </w:style>
-  <w:style w:type="paragraph" w:styleId="BlockQuotation">
-    <w:name w:val="Block Quotation"/>
+  <w:style w:type="paragraph" w:styleId="BlockQuotationuser">
+    <w:name w:val="Block Quotation (user)"/>
     <w:basedOn w:val="Normal"/>
     <w:qFormat/>
     <w:pPr>
@@ -2439,8 +2659,8 @@
     <w:pPr/>
     <w:rPr/>
   </w:style>
-  <w:style w:type="paragraph" w:styleId="FrameContentsuser">
-    <w:name w:val="Frame Contents (user)"/>
+  <w:style w:type="paragraph" w:styleId="FrameContents">
+    <w:name w:val="Frame Contents"/>
     <w:basedOn w:val="Normal"/>
     <w:qFormat/>
     <w:pPr/>

--- a/draft/ch5-draft.docx
+++ b/draft/ch5-draft.docx
@@ -116,7 +116,35 @@
         <w:rPr>
           <w:rFonts w:ascii="Liberation Serif" w:hAnsi="Liberation Serif"/>
         </w:rPr>
-        <w:t>A machine-readable Biblical and literary corpus constitutes the primary product of the technical labor described. ALGO From plain-text files I created a fully indexed, searchable database of digital texts. Each text has its own features, but more importantly, the database presents cross-text (shared) linguistic and semantic data. I extracted this data using a proprietary program created in the programming language Python and organized it in a mySQL relative database. On the front end, I created a user interface for querying the database using a “vanilla”</w:t>
+        <w:t xml:space="preserve">A machine-readable Biblical and literary corpus constitutes the primary product of the technical labor described. ALGO From plain-text files I created a fully indexed, searchable database of digital texts of the Russian Synodal Bible and Gor’kii’s novels </w:t>
+      </w:r>
+      <w:r>
+        <w:rPr>
+          <w:rFonts w:ascii="Liberation Serif" w:hAnsi="Liberation Serif"/>
+          <w:i/>
+          <w:iCs/>
+        </w:rPr>
+        <w:t>Mother</w:t>
+      </w:r>
+      <w:r>
+        <w:rPr>
+          <w:rFonts w:ascii="Liberation Serif" w:hAnsi="Liberation Serif"/>
+        </w:rPr>
+        <w:t xml:space="preserve"> and </w:t>
+      </w:r>
+      <w:r>
+        <w:rPr>
+          <w:rFonts w:ascii="Liberation Serif" w:hAnsi="Liberation Serif"/>
+          <w:i/>
+          <w:iCs/>
+        </w:rPr>
+        <w:t>Confession</w:t>
+      </w:r>
+      <w:r>
+        <w:rPr>
+          <w:rFonts w:ascii="Liberation Serif" w:hAnsi="Liberation Serif"/>
+        </w:rPr>
+        <w:t>. Each text has its own features, but more importantly, the database presents cross-text (shared) linguistic and semantic data. I extracted this data using a proprietary program created in the programming language Python and organized it in a mySQL relative database. On the front end, I created a user interface for querying the database using a “vanilla”</w:t>
       </w:r>
       <w:r>
         <w:rPr>
@@ -166,9 +194,7 @@
         <w:spacing w:lineRule="auto" w:line="480"/>
         <w:jc w:val="left"/>
         <w:rPr>
-          <w:i/>
-          <w:i/>
-          <w:iCs/>
+          <w:rFonts w:ascii="Liberation Serif" w:hAnsi="Liberation Serif"/>
         </w:rPr>
       </w:pPr>
       <w:r>
@@ -348,9 +374,7 @@
         <w:ind w:hanging="0" w:left="0" w:right="0"/>
         <w:jc w:val="left"/>
         <w:rPr>
-          <w:i/>
-          <w:i/>
-          <w:iCs/>
+          <w:rFonts w:ascii="Liberation Serif" w:hAnsi="Liberation Serif"/>
         </w:rPr>
       </w:pPr>
       <w:r>
@@ -504,7 +528,7 @@
         <w:rPr>
           <w:rFonts w:ascii="Liberation Serif" w:hAnsi="Liberation Serif"/>
         </w:rPr>
-        <w:t>The token-window method is facilitated by first determining the “lemma” of each token, which is the true object of comparison. The lemma is the standardized form of a token without additional morphemes. For example, the English words “[she] plays,” “[he is] playing,” and “[they] played” are all the verb “play.” Thus, comparing only lemmas allows for the control of context-dependent information that represents noise for the purpose of counting shared tokens. This is particularly important in Russian because of the high variance found in inflected forms of nouns and adjectives as well as conjugated verbs. Whereas English has a handful of verbal inflections and even fewer of those of nouns and adjectives, Russian features at least six verbal and twelve nominal and adjectival inflection forms each. The lemma reduces the dozens of forms to a single word and thus greatly simplifies the comparison process. Considering the lemma of a word is preferable to its stem, which is the minimal part of a word conveying solely its semantic significance, because the lemma preserves the syntagmatic and pragmatic qualities of a token. In other words, stemming would conflate the verb "starts," the adjective "starting," and the nouns “start” and “starter.” Lemmatization, the process of determining token’s lemma, is a standard and important function of NLP software packages like Natasha. They accomplish this goal much like a human would: examining the token, considering its part of speech and other features, making appropriate morphological modifications, and comparing the result to a list of known lemmas of the language. Natasha is admittedly less capable of handling edge cases and exceptions compared to a scholar. However, though a person may be able to eventually produce a lemma list with 100% accuracy, Natasha can create a list of all the lemmas of the Bible’s tokens in under five minutes with greater than 99% accuracy. At the scale of data under examination, that &lt;1% error rate is an acceptable loss to accomplish what would take a person thousands of hours of labor to accomplish.</w:t>
+        <w:t>The token-window method is facilitated by first determining the “lemma” of each token, which is the true object of comparison. The lemma is the standardized form of a token without additional morphemes. For example, the English words “[she] plays,” “[he is] playing,” and “[they] played” are all the verb “play.” Thus, comparing only lemmas allows for the control of context-dependent information that represents noise for the purpose of counting shared tokens. This is particularly important in Russian because of the high variance found in inflected forms of nouns and adjectives as well as conjugated verbs. Whereas English has a handful of verbal inflections and even fewer of those of nouns and adjectives, Russian features at least six verbal and twelve nominal and adjectival inflection forms each. The lemma reduces the dozens of forms to a single word and thus greatly simplifies the comparison process. Considering the lemma of a word is preferable to its stem, which is the minimal part of a word conveying solely its semantic significance, because the lemma preserves the syntagmatic and pragmatic qualities of a token. In other words, stemming would conflate the verb "starts," the adjective "starting," and the nouns “start” and “starter.” Lemmatization, the process of determining a token’s lemma, is a standard and important function of NLP software packages like Natasha. They accomplish this goal much as a human would: examining the token, considering its part of speech and other features, making appropriate morphological modifications, and comparing the result to a list of known lemmas of the language. Natasha is admittedly less capable of handling edge cases and exceptions compared to a scholar. However, though a person may be able to eventually produce a lemma list with 100% accuracy, Natasha can create a list of all the lemmas of the Bible’s tokens in under five minutes with greater than 99% accuracy. At the scale of data under examination, that &lt;1% error rate is an acceptable loss to accomplish what would take a person thousands of hours of labor to accomplish.</w:t>
       </w:r>
     </w:p>
     <w:p>
@@ -523,7 +547,7 @@
         <w:rPr>
           <w:rFonts w:ascii="Liberation Serif" w:hAnsi="Liberation Serif"/>
         </w:rPr>
-        <w:t>The help Natasha and other technological tools provide is invaluable because of the sheer number of tokens involved in the task at hand, which also left me with a question of exactly what tokens my code should consider when comparing texts. However, not all tokens are equally meaningful. After considering other transpositions, I created a filter to remove a portion of the tokens from each text in order to more efficiently locate the overlapping tokens that are rich in content and lack noise to the extent possible. To that end, I leveraged Natasha’s part-of-speech (POS) tagger and distilled the token lists based on their label. The tokens permitted to pass through the filter for comparison were those tagged as nouns, including proper nouns, adjectives, and verbs. These tokens in theory represent the most meaningful and least noisy of POS, as opposed to those excluded: adverbs, exclamations, numbers, conjunctions, determiners, and others.</w:t>
+        <w:t>The help Natasha and other technological tools provide is invaluable because of the sheer number of tokens involved in the task at hand, which also left me with a question of exactly what tokens my code should consider when comparing texts. However, not all tokens are equally meaningful. After considering other transpositions, I created a filter to remove a portion of the tokens from each text more efficiently to locate the overlapping tokens that are rich in content and lack noise to the extent possible. To that end, I leveraged Natasha’s part-of-speech (POS) tagger and distilled the token lists based on their label. The tokens permitted to pass through the filter for comparison were those tagged as nouns, including proper nouns, adjectives, and verbs. These tokens in theory represent the most meaningful and least noisy of POS, as opposed to those excluded: adverbs, exclamations, numbers, conjunctions, determiners, and others.</w:t>
       </w:r>
       <w:r>
         <w:rPr>
@@ -536,7 +560,21 @@
         <w:rPr>
           <w:rFonts w:ascii="Liberation Serif" w:hAnsi="Liberation Serif"/>
         </w:rPr>
-        <w:t xml:space="preserve"> From the total Bible token count, approximately 51.11% (345,090 of 675,068) tokens, to be exact were preserved. A slightly greater proportion of 54.46% (46,836 of 86,009) of Mother’s tokens passed through the filter. Whittling down these token sets has provided me with a more focused token set from each text in hopes of isolating windows demonstrating Gor’kii’s use of Biblical language. At the same time, the numbers are nothing to balk at; with several billion comparisons to make, the possibilities are nearly limitless.</w:t>
+        <w:t xml:space="preserve"> From the total Bible token count, approximately 51.11% (345,090 of 675,068) tokens, to be exact were preserved. A slightly greater proportion of 54.46% (46,836 of 86,009) of </w:t>
+      </w:r>
+      <w:r>
+        <w:rPr>
+          <w:rFonts w:ascii="Liberation Serif" w:hAnsi="Liberation Serif"/>
+          <w:i/>
+          <w:iCs/>
+        </w:rPr>
+        <w:t>Mother</w:t>
+      </w:r>
+      <w:r>
+        <w:rPr>
+          <w:rFonts w:ascii="Liberation Serif" w:hAnsi="Liberation Serif"/>
+        </w:rPr>
+        <w:t>’s tokens passed through the filter. Whittling down these token sets has provided me with a more focused token set from each text in hopes of isolating windows demonstrating Gor’kii’s use of Biblical language. At the same time, the numbers are nothing to balk at; with several billion comparisons to make, the possibilities are nearly limitless.</w:t>
       </w:r>
     </w:p>
     <w:p>
@@ -589,7 +627,7 @@
           <w:rFonts w:ascii="Liberation Serif" w:hAnsi="Liberation Serif"/>
         </w:rPr>
         <w:tab/>
-        <w:t>Human intervention is nevertheless necessary to sift through the massive amount of data to find the true positive matches. The method, rudimentary as it is, functions as a binary probe of a lemma’s existence in one window compared to another, sequential or otherwise. This process, particularly when parsing windows of more than a dozen tokens, produces a large number of false positive as a result. Said effect was a major influence in keeping the token window as small as possible while preserving the integrity of the transposition to the greatest extent allowed. The algorithm can both confirm what was learned from close reading and potentially find its own new transpositions. Finding a particular window of tokens based on its place is simple, though the remaining transpositions potentially to be found must be evaluated by a real person for their meaningfulness. Knowledge of the contexts surrounding particular words is thus still a necessary human-in-the-loop intervention. A fuller description and specific data are available in the Results section below.</w:t>
+        <w:t>Human intervention is nevertheless necessary to sift through the massive amount of data to find the true positive matches. The method, rudimentary as it is, functions as a binary probe of a lemma’s existence in one window compared to another, sequential or otherwise. This process, particularly when parsing windows of more than a dozen tokens, produces a large number of false positives as a result. Said effect was a major influence in keeping the token window as small as possible while preserving the integrity of the transposition to the greatest extent allowed. The algorithm can both confirm what was learned from close reading and potentially find its own new transpositions. Finding a particular window of tokens based on its place is simple, though the remaining transpositions potentially to be found must be evaluated by a real person for their meaningfulness. Knowledge of the contexts surrounding particular words is thus still a necessary human-in-the-loop intervention. A fuller description and specific data are available in the Results section below.</w:t>
       </w:r>
     </w:p>
     <w:p>
@@ -692,7 +730,7 @@
         <w:rPr>
           <w:rFonts w:ascii="Liberation Serif" w:hAnsi="Liberation Serif"/>
         </w:rPr>
-        <w:t xml:space="preserve"> as a transposition shares an edge with the original referent(s) in the Bible while simultaneously sharing edges with preceding transpositions, namely Doestoevskii’s and Tolstoi’s penitent prostitutes. As such, we can characterize each transposition object by its name, type, textual inheritance, and historical-semiotic components. These components are “element,” “continuity,” “function,” “religion,” and “politics.” “Element” refers to the nature of the borrowed Orthodox culture, such as a character, a narrative, or a symbol. “Continuity” refers to the extent the element underwent change at the hands of the transposing author. While each transposition object is likely to have its own unique combination of these qualities, as a collective they can be organized into a Venn diagram or force-directed graph to visualize their similarity to and difference from one another.</w:t>
+        <w:t xml:space="preserve"> as a transposition shares an edge with the original referent(s) in the Bible while simultaneously sharing edges with preceding transpositions, namely Dostoevskii’s and Tolstoi’s penitent prostitutes. As such, we can characterize each transposition object by its name, type, textual inheritance, and historical-semiotic components. These components are “element,” “continuity,” “function,” “religion,” and “politics.” “Element” refers to the nature of the borrowed Orthodox culture, such as a character, a narrative, or a symbol. “Continuity” refers to the extent the element underwent change at the hands of the transposing author. While each transposition object is likely to have its own unique combination of these qualities, as a collective they can be organized into a Venn diagram or force-directed graph to visualize their similarity to and difference from one another.</w:t>
       </w:r>
       <w:r>
         <w:rPr>
@@ -715,11 +753,16 @@
         <w:jc w:val="left"/>
         <w:rPr>
           <w:rFonts w:ascii="Liberation Serif" w:hAnsi="Liberation Serif"/>
-        </w:rPr>
-      </w:pPr>
-      <w:r>
-        <w:rPr>
-          <w:rFonts w:ascii="Liberation Serif" w:hAnsi="Liberation Serif"/>
+          <w:i/>
+          <w:i/>
+          <w:iCs/>
+        </w:rPr>
+      </w:pPr>
+      <w:r>
+        <w:rPr>
+          <w:rFonts w:ascii="Liberation Serif" w:hAnsi="Liberation Serif"/>
+          <w:i/>
+          <w:iCs/>
         </w:rPr>
         <w:t>Results</w:t>
       </w:r>
@@ -765,7 +808,49 @@
         <w:rPr>
           <w:rFonts w:ascii="Liberation Serif" w:hAnsi="Liberation Serif"/>
         </w:rPr>
-        <w:t xml:space="preserve"> contains 47,484 tokens consisting of 5,989 unique lemmas (~12.6%). The increased lexical diversity reflect of both a varied subject matter and a shorter, therefore less repetitive overall length. Among those sublists, ~49% is shared between Mother and the Bible, while Confession and the Bible share ~54% of a common language. In addition to being shorter, Confession directly addresses religious matters, so it produces an expected result. </w:t>
+        <w:t xml:space="preserve"> contains 47,484 tokens consisting of 5,989 unique lemmas (~12.6%). The increased lexical diversity reflects both its varied subject matter and shorter, therefore less repetitive overall length. Among those sublists, ~49% is shared between </w:t>
+      </w:r>
+      <w:r>
+        <w:rPr>
+          <w:rFonts w:ascii="Liberation Serif" w:hAnsi="Liberation Serif"/>
+          <w:i/>
+          <w:iCs/>
+        </w:rPr>
+        <w:t>Mother</w:t>
+      </w:r>
+      <w:r>
+        <w:rPr>
+          <w:rFonts w:ascii="Liberation Serif" w:hAnsi="Liberation Serif"/>
+        </w:rPr>
+        <w:t xml:space="preserve"> and the Bible, while </w:t>
+      </w:r>
+      <w:r>
+        <w:rPr>
+          <w:rFonts w:ascii="Liberation Serif" w:hAnsi="Liberation Serif"/>
+          <w:i/>
+          <w:iCs/>
+        </w:rPr>
+        <w:t>Confession</w:t>
+      </w:r>
+      <w:r>
+        <w:rPr>
+          <w:rFonts w:ascii="Liberation Serif" w:hAnsi="Liberation Serif"/>
+        </w:rPr>
+        <w:t xml:space="preserve"> and the Bible share ~54% of a common language. In addition to being shorter, </w:t>
+      </w:r>
+      <w:r>
+        <w:rPr>
+          <w:rFonts w:ascii="Liberation Serif" w:hAnsi="Liberation Serif"/>
+          <w:i/>
+          <w:iCs/>
+        </w:rPr>
+        <w:t>Confession</w:t>
+      </w:r>
+      <w:r>
+        <w:rPr>
+          <w:rFonts w:ascii="Liberation Serif" w:hAnsi="Liberation Serif"/>
+        </w:rPr>
+        <w:t xml:space="preserve"> directly addresses religious matters, so it produces an expected result. </w:t>
       </w:r>
     </w:p>
     <w:p>
@@ -881,7 +966,7 @@
           <w:i w:val="false"/>
           <w:iCs w:val="false"/>
         </w:rPr>
-        <w:t xml:space="preserve"> is also notable for its heavy relative emphasis on “hand” [</w:t>
+        <w:t xml:space="preserve"> is also notable for its relatively heavy emphasis on “hand” [</w:t>
       </w:r>
       <w:r>
         <w:rPr>
@@ -981,7 +1066,21 @@
         <w:rPr>
           <w:rFonts w:ascii="Liberation Serif" w:hAnsi="Liberation Serif"/>
         </w:rPr>
-        <w:t>’s top lemmas, which are tenth, fourth, sixth, and sixteenth, respectively, by frequency in the Bible. By this metric, Confession significantly overlaps with the Orthodox Bible in its entirety, distinguished by its heightened focus on the human with some added interest in existence</w:t>
+        <w:t xml:space="preserve">’s top lemmas, which are tenth, fourth, sixth, and sixteenth, respectively, by frequency in the Bible. By this metric, </w:t>
+      </w:r>
+      <w:r>
+        <w:rPr>
+          <w:rFonts w:ascii="Liberation Serif" w:hAnsi="Liberation Serif"/>
+          <w:i/>
+          <w:iCs/>
+        </w:rPr>
+        <w:t>Confession</w:t>
+      </w:r>
+      <w:r>
+        <w:rPr>
+          <w:rFonts w:ascii="Liberation Serif" w:hAnsi="Liberation Serif"/>
+        </w:rPr>
+        <w:t xml:space="preserve"> significantly overlaps with the Orthodox Bible in its entirety, distinguished by its heightened focus on the human with some added interest in existence</w:t>
       </w:r>
       <w:r>
         <w:rPr>
@@ -993,7 +1092,21 @@
         <w:rPr>
           <w:rFonts w:ascii="Liberation Serif" w:hAnsi="Liberation Serif"/>
         </w:rPr>
-        <w:t xml:space="preserve"> A little down the rankings at number eighteen in Confession is “</w:t>
+        <w:t xml:space="preserve"> A little down the rankings at number eighteen in </w:t>
+      </w:r>
+      <w:r>
+        <w:rPr>
+          <w:rFonts w:ascii="Liberation Serif" w:hAnsi="Liberation Serif"/>
+          <w:i/>
+          <w:iCs/>
+        </w:rPr>
+        <w:t>Confession</w:t>
+      </w:r>
+      <w:r>
+        <w:rPr>
+          <w:rFonts w:ascii="Liberation Serif" w:hAnsi="Liberation Serif"/>
+        </w:rPr>
+        <w:t xml:space="preserve"> is “</w:t>
       </w:r>
       <w:r>
         <w:rPr>
@@ -1009,7 +1122,7 @@
           <w:i w:val="false"/>
           <w:iCs w:val="false"/>
         </w:rPr>
-        <w:t xml:space="preserve">,” relatively much higher in the Bible at seventh. The </w:t>
+        <w:t xml:space="preserve">,” which is relatively much higher in the Bible at seventh. The </w:t>
       </w:r>
       <w:r>
         <w:rPr>
@@ -1042,7 +1155,35 @@
           <w:rFonts w:ascii="Liberation Serif" w:hAnsi="Liberation Serif"/>
         </w:rPr>
         <w:tab/>
-        <w:t>Compared to the Bible, both novels over-represent and under-represent a number of prominent symbols. Foremost is “person,” which is tenth in the Bible, third in Mother, and second in Confession. The works also simultaneously feature “speak” [</w:t>
+        <w:t xml:space="preserve">Compared to the Bible, both novels over-represent and under-represent a number of prominent symbols. Foremost is “person,” which is tenth in the Bible, third in </w:t>
+      </w:r>
+      <w:r>
+        <w:rPr>
+          <w:rFonts w:ascii="Liberation Serif" w:hAnsi="Liberation Serif"/>
+          <w:i/>
+          <w:iCs/>
+        </w:rPr>
+        <w:t>Mother</w:t>
+      </w:r>
+      <w:r>
+        <w:rPr>
+          <w:rFonts w:ascii="Liberation Serif" w:hAnsi="Liberation Serif"/>
+        </w:rPr>
+        <w:t xml:space="preserve">, and second in </w:t>
+      </w:r>
+      <w:r>
+        <w:rPr>
+          <w:rFonts w:ascii="Liberation Serif" w:hAnsi="Liberation Serif"/>
+          <w:i/>
+          <w:iCs/>
+        </w:rPr>
+        <w:t>Confession</w:t>
+      </w:r>
+      <w:r>
+        <w:rPr>
+          <w:rFonts w:ascii="Liberation Serif" w:hAnsi="Liberation Serif"/>
+        </w:rPr>
+        <w:t>. The works also simultaneously feature “speak” [</w:t>
       </w:r>
       <w:r>
         <w:rPr>
@@ -1126,7 +1267,7 @@
         <w:rPr>
           <w:rFonts w:ascii="Liberation Serif" w:hAnsi="Liberation Serif"/>
         </w:rPr>
-        <w:t xml:space="preserve">, and eighteenth in the Bible) more prominently, as well. A generous interpretation of this may be that the data indicate some semblance of a democratization being projected in Gor’kii’s works. At the same time, both Gor’kii’s works under-represent “tsar,” the eighth most common lemma in the holy book. Individually, </w:t>
+        <w:t xml:space="preserve">, and eighteenth in the Bible) more prominently, as well. A generous interpretation of this coincidence may be that the data indicate some semblance of a democratization being projected in Gor’kii’s works. At the same time, both Gor’kii’s works under-represent “tsar,” the eighth most common lemma in the holy book. Individually, </w:t>
       </w:r>
       <w:r>
         <w:rPr>
@@ -1373,19 +1514,7 @@
         <w:rPr>
           <w:rFonts w:ascii="Liberation Serif" w:hAnsi="Liberation Serif"/>
         </w:rPr>
-        <w:t xml:space="preserve"> shows these same trends in the negative by putting the light on the Biblical words that appear most commonly in </w:t>
-      </w:r>
-      <w:r>
-        <w:rPr>
-          <w:rFonts w:ascii="Liberation Serif" w:hAnsi="Liberation Serif"/>
-        </w:rPr>
-        <w:t>the novels</w:t>
-      </w:r>
-      <w:r>
-        <w:rPr>
-          <w:rFonts w:ascii="Liberation Serif" w:hAnsi="Liberation Serif"/>
-        </w:rPr>
-        <w:t xml:space="preserve">. </w:t>
+        <w:t xml:space="preserve"> shows these same trends in the negative by putting the light on the Biblical words that appear most commonly in the novels. </w:t>
       </w:r>
     </w:p>
     <w:p>
@@ -1402,7 +1531,7 @@
           <w:rFonts w:ascii="Liberation Serif" w:hAnsi="Liberation Serif"/>
         </w:rPr>
         <w:tab/>
-        <w:t xml:space="preserve">In the token window experiment, there was success in identifying known transpositions, but I was unable to discover a new instance with the help of the program. In the end, it was most effective to use a token window of seven to eight tokens. With higher quantities, false positive begin multiplying seemingly exponentially, and below that point, numbers begin dropping rapidly. With seven-token windows, the program identified 45,597 windows with at least 3 overlapping words, with the highest being six of the seven tokens matching. These were, however, examples of the noisiness often encountered in exploratory textual analytics. </w:t>
+        <w:t xml:space="preserve">In the token window experiment, I could confirm known transpositions, but I was unable to discover a new instance with the help of the program. In the end, it was most effective to use a token window of seven to eight tokens. With higher quantities, false positives begin multiplying seemingly exponentially, and below that point, numbers begin dropping rapidly. With seven-token windows, the program identified 45,597 windows with at least 3 overlapping words, with the highest being six of the seven tokens matching. These were, however, examples of the noisiness often encountered in exploratory textual analytics. </w:t>
       </w:r>
       <w:r>
         <w:rPr>
@@ -1416,7 +1545,7 @@
         <w:rPr>
           <w:rFonts w:ascii="Liberation Serif" w:hAnsi="Liberation Serif"/>
         </w:rPr>
-        <w:t xml:space="preserve"> shows a parsing table I created in order to work through the data. Eliminating stopwords and reducing remaining tokens to lemmas renders windows that can be repetitive, senseless, and vague. The example in the figure demonstrates how simple it may be to actually have six word matches without actually meaning anything significant, like window #5232 from </w:t>
+        <w:t xml:space="preserve"> shows a parsing table I created in order to work through the data. Eliminating stopwords and reducing remaining tokens to lemmas renders windows that can be repetitive, senseless, and vague. The example in the figure demonstrates how simple it may be to have six word matches without actually meaning anything significant, like window #5232 from </w:t>
       </w:r>
       <w:r>
         <w:rPr>
@@ -1430,7 +1559,7 @@
         <w:rPr>
           <w:rFonts w:ascii="Liberation Serif" w:hAnsi="Liberation Serif"/>
         </w:rPr>
-        <w:t>. For future purposes in refining the program, more advanced techniques that include semantic context will be crucial to honing the algorithm’s work. Relying on authors to use the exact language, even when adding some flexibility with by deriving tokens’ lemmas, creates more problems than it solves. Additional approaches can be implemented to consider matches between windows based on similarity in meaning rather than the word itself.</w:t>
+        <w:t>. For future purposes in refining the program, more advanced techniques that include semantic context will be crucial to honing the algorithm’s work. Relying on authors to use the exact language, even when adding some flexibility by deriving tokens’ lemmas, creates more problems than it solves. Additional approaches can be implemented to consider matches between windows based on similarity in meaning rather than the word itself.</w:t>
       </w:r>
     </w:p>
     <w:p>
@@ -1447,66 +1576,7 @@
           <w:rFonts w:ascii="Liberation Serif" w:hAnsi="Liberation Serif"/>
         </w:rPr>
         <w:tab/>
-      </w:r>
-      <w:r>
-        <w:rPr>
-          <w:rFonts w:ascii="Liberation Serif" w:hAnsi="Liberation Serif"/>
-        </w:rPr>
-        <w:t xml:space="preserve">The barrier between programmatic analysis and textual complexity cannot be understated. The ability to understand the provenance of a text requires more than segmenting and counting lemmas. Recent developments in NLP and artificial intelligence (AI) offer promising new paths for tool development and analytical exploration. </w:t>
-      </w:r>
-      <w:r>
-        <w:rPr>
-          <w:rFonts w:ascii="Liberation Serif" w:hAnsi="Liberation Serif"/>
-        </w:rPr>
-        <w:t xml:space="preserve">Neural networks (NN) are mathematical models of information that take into account both content and context </w:t>
-      </w:r>
-      <w:r>
-        <w:rPr>
-          <w:rFonts w:ascii="Liberation Serif" w:hAnsi="Liberation Serif"/>
-        </w:rPr>
-        <w:t>to perform “deep learning” of a concept</w:t>
-      </w:r>
-      <w:r>
-        <w:rPr>
-          <w:rFonts w:ascii="Liberation Serif" w:hAnsi="Liberation Serif"/>
-        </w:rPr>
-        <w:t xml:space="preserve">. NNs can transform, categorize, produce, and otherwise process data to generate a form of AI. A specific kind of NN known as </w:t>
-      </w:r>
-      <w:r>
-        <w:rPr>
-          <w:rFonts w:ascii="Liberation Serif" w:hAnsi="Liberation Serif"/>
-        </w:rPr>
-        <w:t>recursive</w:t>
-      </w:r>
-      <w:r>
-        <w:rPr>
-          <w:rFonts w:ascii="Liberation Serif" w:hAnsi="Liberation Serif"/>
-        </w:rPr>
-        <w:t xml:space="preserve"> NNs </w:t>
-      </w:r>
-      <w:r>
-        <w:rPr>
-          <w:rFonts w:ascii="Liberation Serif" w:hAnsi="Liberation Serif"/>
-        </w:rPr>
-        <w:t>(RNN)</w:t>
-      </w:r>
-      <w:r>
-        <w:rPr>
-          <w:rFonts w:ascii="Liberation Serif" w:hAnsi="Liberation Serif"/>
-        </w:rPr>
-        <w:t xml:space="preserve"> are particularly capable of working with textual data, </w:t>
-      </w:r>
-      <w:r>
-        <w:rPr>
-          <w:rFonts w:ascii="Liberation Serif" w:hAnsi="Liberation Serif"/>
-        </w:rPr>
-        <w:t xml:space="preserve">as they can accept input of any length and </w:t>
-      </w:r>
-      <w:r>
-        <w:rPr>
-          <w:rFonts w:ascii="Liberation Serif" w:hAnsi="Liberation Serif"/>
-        </w:rPr>
-        <w:t>equally distribute attention across inputs.</w:t>
+        <w:t>The barrier between programmatic analysis and textual complexity cannot be understated. The ability to understand the provenance of a text requires more than segmenting and counting lemmas. Recent developments in NLP and artificial intelligence (AI) offer promising new paths for tool development and analytical exploration. Neural networks (NNs) are mathematical models of information that take into account both content and context to perform “deep learning” of a concept. NNs can transform, categorize, produce, and otherwise process data to generate a form of AI. A specific kind of NN known as “recursive NNs” (RNNs) are particularly capable of working with textual data, as they can accept input of any length and equally distribute attention across inputs.</w:t>
       </w:r>
       <w:r>
         <w:rPr>
@@ -1519,26 +1589,7 @@
         <w:rPr>
           <w:rFonts w:ascii="Liberation Serif" w:hAnsi="Liberation Serif"/>
         </w:rPr>
-        <w:t xml:space="preserve"> These models “learn” by establishing patterns between inputs and, considering their categories, can classify an input as belonging or not. I am currently developing an RNN that will accept a given text and determine, if relevant, the most likely Orthodox literary source, be that the Bible, apocrypha, or saints’ lives.</w:t>
-      </w:r>
-      <w:r>
-        <w:rPr>
-          <w:rStyle w:val="FootnoteReference"/>
-          <w:rFonts w:ascii="Liberation Serif" w:hAnsi="Liberation Serif"/>
-        </w:rPr>
-        <w:footnoteReference w:id="12"/>
-      </w:r>
-      <w:r>
-        <w:rPr>
-          <w:rFonts w:ascii="Liberation Serif" w:hAnsi="Liberation Serif"/>
-        </w:rPr>
-        <w:t xml:space="preserve"> For my purposes, I will use this RNN to find the most likely transposition objects in various texts as they are added to the Revolutionary Gospel database. It is my hope that with time, the program will be increasingly acute in its assessment and enable future researchers to crack the code of Gor’kii’s (and other Russians’) affinity to Orthodoxy as </w:t>
-      </w:r>
-      <w:r>
-        <w:rPr>
-          <w:rFonts w:ascii="Liberation Serif" w:hAnsi="Liberation Serif"/>
-        </w:rPr>
-        <w:t>a lens for the past, present, and future.</w:t>
+        <w:t xml:space="preserve"> These models “learn” by establishing patterns between inputs and, considering their categories, can classify an input as belonging or not. I am currently developing an RNN that will accept a given text and determine, if relevant, the most likely Orthodox literary source, be that the Bible, apocrypha, or saints’ lives. For my purposes, I will use this RNN to find the most likely transposition objects in various texts as they are added to the Revolutionary Gospel database. It is my hope that with time, the program will be increasingly acute in its assessment and enable future researchers to crack the code of Gor’kii’s (and other Russians’) affinity to Orthodoxy as a lens for the past, present, and future.</w:t>
       </w:r>
     </w:p>
     <w:p>
@@ -1677,31 +1728,7 @@
       </w:r>
       <w:r>
         <w:rPr/>
-        <w:t xml:space="preserve">The underlying programming </w:t>
-      </w:r>
-      <w:r>
-        <w:rPr/>
-        <w:t>(“</w:t>
-      </w:r>
-      <w:r>
-        <w:rPr/>
-        <w:t>co</w:t>
-      </w:r>
-      <w:r>
-        <w:rPr/>
-        <w:t>d</w:t>
-      </w:r>
-      <w:r>
-        <w:rPr/>
-        <w:t>e”</w:t>
-      </w:r>
-      <w:r>
-        <w:rPr/>
-        <w:t>)</w:t>
-      </w:r>
-      <w:r>
-        <w:rPr/>
-        <w:t xml:space="preserve"> for this project as described in this chapter is available at </w:t>
+        <w:t xml:space="preserve">The underlying programming (“code”) for this project as described in this chapter is available at </w:t>
       </w:r>
       <w:hyperlink r:id="rId1">
         <w:r>
@@ -1964,7 +1991,9 @@
     <w:p>
       <w:pPr>
         <w:pStyle w:val="FootnoteText"/>
-        <w:rPr/>
+        <w:rPr>
+          <w:rFonts w:ascii="Liberation Serif" w:hAnsi="Liberation Serif"/>
+        </w:rPr>
       </w:pPr>
       <w:r>
         <w:rPr>
@@ -1973,45 +2002,30 @@
         <w:footnoteRef/>
       </w:r>
       <w:r>
-        <w:rPr/>
+        <w:rPr>
+          <w:rFonts w:ascii="Liberation Serif" w:hAnsi="Liberation Serif"/>
+        </w:rPr>
         <w:t xml:space="preserve"> </w:t>
       </w:r>
       <w:r>
-        <w:rPr/>
+        <w:rPr>
+          <w:rFonts w:ascii="Liberation Serif" w:hAnsi="Liberation Serif"/>
+        </w:rPr>
         <w:t xml:space="preserve">Richard Socher et al., “Parsing Natural Scenes and Natural Language with Recursive Neural Networks,” in </w:t>
       </w:r>
       <w:r>
         <w:rPr>
+          <w:rFonts w:ascii="Liberation Serif" w:hAnsi="Liberation Serif"/>
           <w:i/>
           <w:iCs/>
         </w:rPr>
         <w:t>Proceedings of the 28th International Conference on Machine Learning</w:t>
       </w:r>
       <w:r>
-        <w:rPr/>
+        <w:rPr>
+          <w:rFonts w:ascii="Liberation Serif" w:hAnsi="Liberation Serif"/>
+        </w:rPr>
         <w:t xml:space="preserve"> (Bellvue, WA, 2011).</w:t>
-      </w:r>
-    </w:p>
-  </w:footnote>
-  <w:footnote w:id="12">
-    <w:p>
-      <w:pPr>
-        <w:pStyle w:val="FootnoteText"/>
-        <w:rPr/>
-      </w:pPr>
-      <w:r>
-        <w:rPr>
-          <w:rStyle w:val="FootnoteCharacters"/>
-        </w:rPr>
-        <w:footnoteRef/>
-      </w:r>
-      <w:r>
-        <w:rPr/>
-        <w:t xml:space="preserve"> </w:t>
-      </w:r>
-      <w:r>
-        <w:rPr/>
-        <w:t>The irony of employing “artificial intelligence” in Humanities and Social Sciences research is not lost on me. STEM’s use of AI is unextraordinary, but there is an inherent tension between AI and human-oriented scholarship.</w:t>
       </w:r>
     </w:p>
   </w:footnote>
